--- a/testakten/erbrecht-unternehmernachfolge-testamentsvollstrecker-wuerzburg/07_gesellschaftsvertrag_nachfolgeklauseln.docx
+++ b/testakten/erbrecht-unternehmernachfolge-testamentsvollstrecker-wuerzburg/07_gesellschaftsvertrag_nachfolgeklauseln.docx
@@ -4,11 +4,13 @@
   <w:body>
     <w:p>
       <w:pPr>
+        <w:pStyle w:val="Title"/>
+        <w:widowControl/>
         <w:spacing w:after="40"/>
       </w:pPr>
       <w:r>
         <w:rPr>
-          <w:rFonts w:ascii="Arial" w:hAnsi="Arial"/>
+          <w:rFonts w:ascii="Arial" w:hAnsi="Arial" w:eastAsia="Arial"/>
           <w:b/>
           <w:color w:val="17365D"/>
           <w:sz w:val="17"/>
@@ -18,11 +20,12 @@
     </w:p>
     <w:p>
       <w:pPr>
+        <w:widowControl/>
         <w:spacing w:after="40"/>
       </w:pPr>
       <w:r>
         <w:rPr>
-          <w:rFonts w:ascii="Arial" w:hAnsi="Arial"/>
+          <w:rFonts w:ascii="Arial" w:hAnsi="Arial" w:eastAsia="Arial"/>
           <w:b/>
           <w:sz w:val="25"/>
         </w:rPr>
@@ -31,11 +34,12 @@
     </w:p>
     <w:p>
       <w:pPr>
+        <w:widowControl/>
         <w:spacing w:after="200"/>
       </w:pPr>
       <w:r>
         <w:rPr>
-          <w:rFonts w:ascii="Arial" w:hAnsi="Arial"/>
+          <w:rFonts w:ascii="Arial" w:hAnsi="Arial" w:eastAsia="Arial"/>
           <w:color w:val="586069"/>
           <w:sz w:val="17"/>
         </w:rPr>
@@ -44,19 +48,24 @@
     </w:p>
     <w:p>
       <w:pPr>
+        <w:widowControl/>
         <w:spacing w:after="160"/>
       </w:pPr>
       <w:r>
+        <w:rPr>
+          <w:rFonts w:ascii="Arial" w:hAnsi="Arial" w:eastAsia="Arial"/>
+        </w:rPr>
         <w:t>Gesellschafter und Notariat</w:t>
       </w:r>
     </w:p>
     <w:p>
       <w:pPr>
+        <w:widowControl/>
         <w:spacing w:after="80"/>
       </w:pPr>
       <w:r>
         <w:rPr>
-          <w:rFonts w:ascii="Arial" w:hAnsi="Arial"/>
+          <w:rFonts w:ascii="Arial" w:hAnsi="Arial" w:eastAsia="Arial"/>
           <w:color w:val="586069"/>
           <w:sz w:val="18"/>
         </w:rPr>
@@ -66,24 +75,36 @@
     <w:p>
       <w:pPr>
         <w:pStyle w:val="Title"/>
+        <w:widowControl/>
       </w:pPr>
       <w:r>
+        <w:rPr>
+          <w:rFonts w:ascii="Arial" w:hAnsi="Arial" w:eastAsia="Arial"/>
+        </w:rPr>
         <w:t>Auszug aus dem Gesellschaftsvertrag</w:t>
       </w:r>
     </w:p>
     <w:p>
       <w:pPr>
+        <w:widowControl/>
         <w:jc w:val="both"/>
       </w:pPr>
       <w:r>
+        <w:rPr>
+          <w:rFonts w:ascii="Arial" w:hAnsi="Arial" w:eastAsia="Arial"/>
+        </w:rPr>
         <w:t>Der Auszug gibt die für Tod, Übertragung und Stimmrechtsausübung maßgeblichen Regelungen der zuletzt zum Handelsregister eingereichten Satzung wieder.</w:t>
       </w:r>
     </w:p>
     <w:p>
       <w:pPr>
         <w:pStyle w:val="Heading1"/>
+        <w:widowControl/>
       </w:pPr>
       <w:r>
+        <w:rPr>
+          <w:rFonts w:ascii="Arial" w:hAnsi="Arial" w:eastAsia="Arial"/>
+        </w:rPr>
         <w:t>1. Geschäftsanteile</w:t>
       </w:r>
     </w:p>
@@ -91,8 +112,9 @@
       <w:tblPr>
         <w:tblStyle w:val="TableGrid"/>
         <w:tblW w:type="dxa" w:w="9600"/>
-        <w:tblLayout w:type="fixed"/>
+        <w:tblLayout w:type="autofit"/>
         <w:tblLook w:firstColumn="1" w:firstRow="1" w:lastColumn="0" w:lastRow="0" w:noHBand="0" w:noVBand="1" w:val="04A0"/>
+        <w:jc w:val="center"/>
         <w:tblInd w:w="120" w:type="dxa"/>
       </w:tblPr>
       <w:tblGrid>
@@ -104,28 +126,34 @@
       <w:tr>
         <w:trPr>
           <w:tblHeader w:val="true"/>
+          <w:tblHeader w:val="true"/>
+          <w:tblHeader w:val="true"/>
+          <w:tblHeader w:val="true"/>
+          <w:tblHeader w:val="true"/>
+          <w:tblHeader w:val="true"/>
         </w:trPr>
         <w:tc>
           <w:tcPr>
             <w:tcW w:type="dxa" w:w="3000"/>
             <w:vAlign w:val="center"/>
-            <w:shd w:fill="DCE6F1"/>
+            <w:shd w:fill="17324D"/>
             <w:tcMar>
               <w:top w:w="90" w:type="dxa"/>
-              <w:start w:w="120" w:type="dxa"/>
+              <w:start w:w="100" w:type="dxa"/>
               <w:bottom w:w="90" w:type="dxa"/>
-              <w:end w:w="120" w:type="dxa"/>
+              <w:end w:w="100" w:type="dxa"/>
             </w:tcMar>
           </w:tcPr>
           <w:p>
             <w:pPr>
-              <w:spacing w:after="0"/>
+              <w:spacing w:after="30"/>
             </w:pPr>
             <w:r>
               <w:rPr>
                 <w:rFonts w:ascii="Arial" w:hAnsi="Arial"/>
                 <w:b/>
-                <w:sz w:val="18"/>
+                <w:color w:val="FFFFFF"/>
+                <w:sz w:val="17"/>
               </w:rPr>
               <w:t>Gesellschafter</w:t>
             </w:r>
@@ -135,23 +163,24 @@
           <w:tcPr>
             <w:tcW w:type="dxa" w:w="2200"/>
             <w:vAlign w:val="center"/>
-            <w:shd w:fill="DCE6F1"/>
+            <w:shd w:fill="17324D"/>
             <w:tcMar>
               <w:top w:w="90" w:type="dxa"/>
-              <w:start w:w="120" w:type="dxa"/>
+              <w:start w:w="100" w:type="dxa"/>
               <w:bottom w:w="90" w:type="dxa"/>
-              <w:end w:w="120" w:type="dxa"/>
+              <w:end w:w="100" w:type="dxa"/>
             </w:tcMar>
           </w:tcPr>
           <w:p>
             <w:pPr>
-              <w:spacing w:after="0"/>
+              <w:spacing w:after="30"/>
             </w:pPr>
             <w:r>
               <w:rPr>
                 <w:rFonts w:ascii="Arial" w:hAnsi="Arial"/>
                 <w:b/>
-                <w:sz w:val="18"/>
+                <w:color w:val="FFFFFF"/>
+                <w:sz w:val="17"/>
               </w:rPr>
               <w:t>Geschäftsanteile</w:t>
             </w:r>
@@ -161,23 +190,24 @@
           <w:tcPr>
             <w:tcW w:type="dxa" w:w="2200"/>
             <w:vAlign w:val="center"/>
-            <w:shd w:fill="DCE6F1"/>
+            <w:shd w:fill="17324D"/>
             <w:tcMar>
               <w:top w:w="90" w:type="dxa"/>
-              <w:start w:w="120" w:type="dxa"/>
+              <w:start w:w="100" w:type="dxa"/>
               <w:bottom w:w="90" w:type="dxa"/>
-              <w:end w:w="120" w:type="dxa"/>
+              <w:end w:w="100" w:type="dxa"/>
             </w:tcMar>
           </w:tcPr>
           <w:p>
             <w:pPr>
-              <w:spacing w:after="0"/>
+              <w:spacing w:after="30"/>
             </w:pPr>
             <w:r>
               <w:rPr>
                 <w:rFonts w:ascii="Arial" w:hAnsi="Arial"/>
                 <w:b/>
-                <w:sz w:val="18"/>
+                <w:color w:val="FFFFFF"/>
+                <w:sz w:val="17"/>
               </w:rPr>
               <w:t>Nennbetrag</w:t>
             </w:r>
@@ -187,23 +217,24 @@
           <w:tcPr>
             <w:tcW w:type="dxa" w:w="2200"/>
             <w:vAlign w:val="center"/>
-            <w:shd w:fill="DCE6F1"/>
+            <w:shd w:fill="17324D"/>
             <w:tcMar>
               <w:top w:w="90" w:type="dxa"/>
-              <w:start w:w="120" w:type="dxa"/>
+              <w:start w:w="100" w:type="dxa"/>
               <w:bottom w:w="90" w:type="dxa"/>
-              <w:end w:w="120" w:type="dxa"/>
+              <w:end w:w="100" w:type="dxa"/>
             </w:tcMar>
           </w:tcPr>
           <w:p>
             <w:pPr>
-              <w:spacing w:after="0"/>
+              <w:spacing w:after="30"/>
             </w:pPr>
             <w:r>
               <w:rPr>
                 <w:rFonts w:ascii="Arial" w:hAnsi="Arial"/>
                 <w:b/>
-                <w:sz w:val="18"/>
+                <w:color w:val="FFFFFF"/>
+                <w:sz w:val="17"/>
               </w:rPr>
               <w:t>Quote</w:t>
             </w:r>
@@ -217,14 +248,14 @@
             <w:vAlign w:val="center"/>
             <w:tcMar>
               <w:top w:w="90" w:type="dxa"/>
-              <w:start w:w="120" w:type="dxa"/>
+              <w:start w:w="100" w:type="dxa"/>
               <w:bottom w:w="90" w:type="dxa"/>
-              <w:end w:w="120" w:type="dxa"/>
+              <w:end w:w="100" w:type="dxa"/>
             </w:tcMar>
           </w:tcPr>
           <w:p>
             <w:pPr>
-              <w:spacing w:after="0" w:line="259" w:lineRule="auto"/>
+              <w:spacing w:after="30" w:line="259" w:lineRule="auto"/>
             </w:pPr>
             <w:r>
               <w:rPr>
@@ -241,14 +272,14 @@
             <w:vAlign w:val="center"/>
             <w:tcMar>
               <w:top w:w="90" w:type="dxa"/>
-              <w:start w:w="120" w:type="dxa"/>
+              <w:start w:w="100" w:type="dxa"/>
               <w:bottom w:w="90" w:type="dxa"/>
-              <w:end w:w="120" w:type="dxa"/>
+              <w:end w:w="100" w:type="dxa"/>
             </w:tcMar>
           </w:tcPr>
           <w:p>
             <w:pPr>
-              <w:spacing w:after="0" w:line="259" w:lineRule="auto"/>
+              <w:spacing w:after="30" w:line="259" w:lineRule="auto"/>
             </w:pPr>
             <w:r>
               <w:rPr>
@@ -265,14 +296,14 @@
             <w:vAlign w:val="center"/>
             <w:tcMar>
               <w:top w:w="90" w:type="dxa"/>
-              <w:start w:w="120" w:type="dxa"/>
+              <w:start w:w="100" w:type="dxa"/>
               <w:bottom w:w="90" w:type="dxa"/>
-              <w:end w:w="120" w:type="dxa"/>
+              <w:end w:w="100" w:type="dxa"/>
             </w:tcMar>
           </w:tcPr>
           <w:p>
             <w:pPr>
-              <w:spacing w:after="0" w:line="259" w:lineRule="auto"/>
+              <w:spacing w:after="30" w:line="259" w:lineRule="auto"/>
             </w:pPr>
             <w:r>
               <w:rPr>
@@ -289,14 +320,14 @@
             <w:vAlign w:val="center"/>
             <w:tcMar>
               <w:top w:w="90" w:type="dxa"/>
-              <w:start w:w="120" w:type="dxa"/>
+              <w:start w:w="100" w:type="dxa"/>
               <w:bottom w:w="90" w:type="dxa"/>
-              <w:end w:w="120" w:type="dxa"/>
+              <w:end w:w="100" w:type="dxa"/>
             </w:tcMar>
           </w:tcPr>
           <w:p>
             <w:pPr>
-              <w:spacing w:after="0" w:line="259" w:lineRule="auto"/>
+              <w:spacing w:after="30" w:line="259" w:lineRule="auto"/>
             </w:pPr>
             <w:r>
               <w:rPr>
@@ -313,17 +344,17 @@
           <w:tcPr>
             <w:tcW w:type="dxa" w:w="3000"/>
             <w:vAlign w:val="center"/>
-            <w:shd w:fill="F2F4F7"/>
+            <w:shd w:fill="F2F4F5"/>
             <w:tcMar>
               <w:top w:w="90" w:type="dxa"/>
-              <w:start w:w="120" w:type="dxa"/>
+              <w:start w:w="100" w:type="dxa"/>
               <w:bottom w:w="90" w:type="dxa"/>
-              <w:end w:w="120" w:type="dxa"/>
+              <w:end w:w="100" w:type="dxa"/>
             </w:tcMar>
           </w:tcPr>
           <w:p>
             <w:pPr>
-              <w:spacing w:after="0" w:line="259" w:lineRule="auto"/>
+              <w:spacing w:after="30" w:line="259" w:lineRule="auto"/>
             </w:pPr>
             <w:r>
               <w:rPr>
@@ -338,17 +369,17 @@
           <w:tcPr>
             <w:tcW w:type="dxa" w:w="2200"/>
             <w:vAlign w:val="center"/>
-            <w:shd w:fill="F2F4F7"/>
+            <w:shd w:fill="F2F4F5"/>
             <w:tcMar>
               <w:top w:w="90" w:type="dxa"/>
-              <w:start w:w="120" w:type="dxa"/>
+              <w:start w:w="100" w:type="dxa"/>
               <w:bottom w:w="90" w:type="dxa"/>
-              <w:end w:w="120" w:type="dxa"/>
+              <w:end w:w="100" w:type="dxa"/>
             </w:tcMar>
           </w:tcPr>
           <w:p>
             <w:pPr>
-              <w:spacing w:after="0" w:line="259" w:lineRule="auto"/>
+              <w:spacing w:after="30" w:line="259" w:lineRule="auto"/>
             </w:pPr>
             <w:r>
               <w:rPr>
@@ -363,17 +394,17 @@
           <w:tcPr>
             <w:tcW w:type="dxa" w:w="2200"/>
             <w:vAlign w:val="center"/>
-            <w:shd w:fill="F2F4F7"/>
+            <w:shd w:fill="F2F4F5"/>
             <w:tcMar>
               <w:top w:w="90" w:type="dxa"/>
-              <w:start w:w="120" w:type="dxa"/>
+              <w:start w:w="100" w:type="dxa"/>
               <w:bottom w:w="90" w:type="dxa"/>
-              <w:end w:w="120" w:type="dxa"/>
+              <w:end w:w="100" w:type="dxa"/>
             </w:tcMar>
           </w:tcPr>
           <w:p>
             <w:pPr>
-              <w:spacing w:after="0" w:line="259" w:lineRule="auto"/>
+              <w:spacing w:after="30" w:line="259" w:lineRule="auto"/>
             </w:pPr>
             <w:r>
               <w:rPr>
@@ -388,17 +419,17 @@
           <w:tcPr>
             <w:tcW w:type="dxa" w:w="2200"/>
             <w:vAlign w:val="center"/>
-            <w:shd w:fill="F2F4F7"/>
+            <w:shd w:fill="F2F4F5"/>
             <w:tcMar>
               <w:top w:w="90" w:type="dxa"/>
-              <w:start w:w="120" w:type="dxa"/>
+              <w:start w:w="100" w:type="dxa"/>
               <w:bottom w:w="90" w:type="dxa"/>
-              <w:end w:w="120" w:type="dxa"/>
+              <w:end w:w="100" w:type="dxa"/>
             </w:tcMar>
           </w:tcPr>
           <w:p>
             <w:pPr>
-              <w:spacing w:after="0" w:line="259" w:lineRule="auto"/>
+              <w:spacing w:after="30" w:line="259" w:lineRule="auto"/>
             </w:pPr>
             <w:r>
               <w:rPr>
@@ -417,14 +448,14 @@
             <w:vAlign w:val="center"/>
             <w:tcMar>
               <w:top w:w="90" w:type="dxa"/>
-              <w:start w:w="120" w:type="dxa"/>
+              <w:start w:w="100" w:type="dxa"/>
               <w:bottom w:w="90" w:type="dxa"/>
-              <w:end w:w="120" w:type="dxa"/>
+              <w:end w:w="100" w:type="dxa"/>
             </w:tcMar>
           </w:tcPr>
           <w:p>
             <w:pPr>
-              <w:spacing w:after="0" w:line="259" w:lineRule="auto"/>
+              <w:spacing w:after="30" w:line="259" w:lineRule="auto"/>
             </w:pPr>
             <w:r>
               <w:rPr>
@@ -441,14 +472,14 @@
             <w:vAlign w:val="center"/>
             <w:tcMar>
               <w:top w:w="90" w:type="dxa"/>
-              <w:start w:w="120" w:type="dxa"/>
+              <w:start w:w="100" w:type="dxa"/>
               <w:bottom w:w="90" w:type="dxa"/>
-              <w:end w:w="120" w:type="dxa"/>
+              <w:end w:w="100" w:type="dxa"/>
             </w:tcMar>
           </w:tcPr>
           <w:p>
             <w:pPr>
-              <w:spacing w:after="0" w:line="259" w:lineRule="auto"/>
+              <w:spacing w:after="30" w:line="259" w:lineRule="auto"/>
             </w:pPr>
             <w:r>
               <w:rPr>
@@ -465,14 +496,14 @@
             <w:vAlign w:val="center"/>
             <w:tcMar>
               <w:top w:w="90" w:type="dxa"/>
-              <w:start w:w="120" w:type="dxa"/>
+              <w:start w:w="100" w:type="dxa"/>
               <w:bottom w:w="90" w:type="dxa"/>
-              <w:end w:w="120" w:type="dxa"/>
+              <w:end w:w="100" w:type="dxa"/>
             </w:tcMar>
           </w:tcPr>
           <w:p>
             <w:pPr>
-              <w:spacing w:after="0" w:line="259" w:lineRule="auto"/>
+              <w:spacing w:after="30" w:line="259" w:lineRule="auto"/>
             </w:pPr>
             <w:r>
               <w:rPr>
@@ -489,14 +520,14 @@
             <w:vAlign w:val="center"/>
             <w:tcMar>
               <w:top w:w="90" w:type="dxa"/>
-              <w:start w:w="120" w:type="dxa"/>
+              <w:start w:w="100" w:type="dxa"/>
               <w:bottom w:w="90" w:type="dxa"/>
-              <w:end w:w="120" w:type="dxa"/>
+              <w:end w:w="100" w:type="dxa"/>
             </w:tcMar>
           </w:tcPr>
           <w:p>
             <w:pPr>
-              <w:spacing w:after="0" w:line="259" w:lineRule="auto"/>
+              <w:spacing w:after="30" w:line="259" w:lineRule="auto"/>
             </w:pPr>
             <w:r>
               <w:rPr>
@@ -511,70 +542,135 @@
     </w:tbl>
     <w:p>
       <w:pPr>
+        <w:widowControl/>
         <w:spacing w:after="0"/>
       </w:pPr>
     </w:p>
     <w:p>
       <w:pPr>
         <w:pStyle w:val="Heading1"/>
+        <w:widowControl/>
       </w:pPr>
       <w:r>
+        <w:rPr>
+          <w:rFonts w:ascii="Arial" w:hAnsi="Arial" w:eastAsia="Arial"/>
+        </w:rPr>
         <w:t>2. Verfügung und Vinkulierung</w:t>
       </w:r>
     </w:p>
     <w:p>
       <w:pPr>
+        <w:widowControl/>
         <w:jc w:val="both"/>
       </w:pPr>
       <w:r>
+        <w:rPr>
+          <w:rFonts w:ascii="Arial" w:hAnsi="Arial" w:eastAsia="Arial"/>
+        </w:rPr>
         <w:t>Die Abtretung, Verpfändung oder sonstige Verfügung über Geschäftsanteile bedarf eines Gesellschafterbeschlusses mit 75 Prozent der abgegebenen Stimmen. Der betroffene Gesellschafter ist stimmberechtigt, soweit zwingendes Recht nicht entgegensteht. Verfügungen von Todes wegen werden hierdurch nicht ausgeschlossen; der Erwerber muss sich jedoch den nachfolgenden Regelungen unterwerfen.</w:t>
       </w:r>
     </w:p>
     <w:p>
       <w:pPr>
         <w:pStyle w:val="Heading1"/>
+        <w:widowControl/>
       </w:pPr>
       <w:r>
+        <w:rPr>
+          <w:rFonts w:ascii="Arial" w:hAnsi="Arial" w:eastAsia="Arial"/>
+        </w:rPr>
         <w:t>3. Tod eines Gesellschafters</w:t>
       </w:r>
     </w:p>
     <w:p>
       <w:pPr>
+        <w:widowControl/>
         <w:jc w:val="both"/>
       </w:pPr>
       <w:r>
+        <w:rPr>
+          <w:rFonts w:ascii="Arial" w:hAnsi="Arial" w:eastAsia="Arial"/>
+        </w:rPr>
         <w:t>Geht ein Anteil auf mehrere Rechtsnachfolger über, können sie Gesellschafterrechte nur durch einen gemeinsamen Bevollmächtigten ausüben. Die Gesellschaft kann binnen zwölf Monaten die Einziehung oder Abtretung an einen Mitgesellschafter verlangen, wenn kein Abkömmling, Ehegatte oder eine vom Erblasser errichtete Stiftung Rechtsnachfolger ist. Rechte eines Testamentsvollstreckers richten sich nach Gesetz, Verfügung von Todes wegen und der nachgewiesenen Amtsstellung.</w:t>
       </w:r>
     </w:p>
     <w:p>
       <w:pPr>
         <w:pStyle w:val="Heading1"/>
+        <w:widowControl/>
       </w:pPr>
       <w:r>
+        <w:rPr>
+          <w:rFonts w:ascii="Arial" w:hAnsi="Arial" w:eastAsia="Arial"/>
+        </w:rPr>
         <w:t>4. Abfindung</w:t>
       </w:r>
     </w:p>
     <w:p>
       <w:pPr>
+        <w:widowControl/>
         <w:jc w:val="both"/>
       </w:pPr>
       <w:r>
+        <w:rPr>
+          <w:rFonts w:ascii="Arial" w:hAnsi="Arial" w:eastAsia="Arial"/>
+        </w:rPr>
         <w:t>Bei Einziehung ist der anteilige Unternehmenswert nach Ertragswertgrundsätzen maßgeblich. Nicht betriebsnotwendiges Vermögen wird gesondert berücksichtigt. Die Zahlung erfolgt in fünf gleichen Jahresraten; der offene Betrag wird mit zwei Prozentpunkten über dem Basiszinssatz verzinst. Eine Anpassung ist vorgesehen, wenn die Regelung im Einzelfall zu einem evident unangemessenen Ergebnis führt.</w:t>
       </w:r>
     </w:p>
     <w:p>
       <w:pPr>
+        <w:widowControl/>
         <w:jc w:val="both"/>
       </w:pPr>
       <w:r>
+        <w:rPr>
+          <w:rFonts w:ascii="Arial" w:hAnsi="Arial" w:eastAsia="Arial"/>
+        </w:rPr>
         <w:t>Würzburg, 10. Januar 2024 gez. Dr. Eva Küppers, Notarin - beglaubigte Abschrift</w:t>
+      </w:r>
+    </w:p>
+    <w:p>
+      <w:pPr>
+        <w:pStyle w:val="Heading1"/>
+        <w:widowControl/>
+      </w:pPr>
+      <w:r>
+        <w:rPr>
+          <w:rFonts w:ascii="Arial" w:hAnsi="Arial" w:eastAsia="Arial"/>
+        </w:rPr>
+        <w:t>5. Register- und Beschlussstand</w:t>
+      </w:r>
+    </w:p>
+    <w:p>
+      <w:pPr>
+        <w:keepLines w:val="0"/>
+        <w:widowControl/>
+      </w:pPr>
+      <w:r>
+        <w:rPr>
+          <w:rFonts w:ascii="Arial" w:hAnsi="Arial" w:eastAsia="Arial"/>
+        </w:rPr>
+        <w:t>Die Gesellschafterliste zum 11.04.2026 weist Heinrich mit 72 Prozent, Mara mit 18 Prozent und Tilo mit 10 Prozent aus. Nachlassanteile werden bis zur abgestimmten neuen Liste als eigener Block geführt. Der Notar verlangt Testament, Eröffnungsniederschrift und Testamentsvollstreckerzeugnis im Original oder als beglaubigte Abschrift.</w:t>
+      </w:r>
+    </w:p>
+    <w:p>
+      <w:pPr>
+        <w:keepLines w:val="0"/>
+        <w:widowControl/>
+      </w:pPr>
+      <w:r>
+        <w:rPr>
+          <w:rFonts w:ascii="Arial" w:hAnsi="Arial" w:eastAsia="Arial"/>
+        </w:rPr>
+        <w:t>Die Satzung enthält keine automatische Geschäftsführungsbefugnis des Testamentsvollstreckers. Umgekehrt sagt die operative Stellung Maras nicht allein, wer Gesellschafterrechte aus dem Nachlassanteil ausübt.</w:t>
       </w:r>
     </w:p>
     <w:sectPr>
       <w:headerReference w:type="default" r:id="rId9"/>
       <w:footerReference w:type="default" r:id="rId10"/>
       <w:pgSz w:w="11906" w:h="16838"/>
-      <w:pgMar w:top="1020" w:right="1134" w:bottom="1020" w:left="1417" w:header="454" w:footer="454" w:gutter="0"/>
+      <w:pgMar w:top="1162" w:right="1219" w:bottom="1162" w:left="1276" w:header="397" w:footer="397" w:gutter="0"/>
       <w:cols w:space="720"/>
       <w:docGrid w:linePitch="360"/>
     </w:sectPr>
@@ -586,23 +682,34 @@
 <w:ftr xmlns:m="http://schemas.openxmlformats.org/officeDocument/2006/math" xmlns:mc="http://schemas.openxmlformats.org/markup-compatibility/2006" xmlns:mo="http://schemas.microsoft.com/office/mac/office/2008/main" xmlns:mv="urn:schemas-microsoft-com:mac:vml" xmlns:o="urn:schemas-microsoft-com:office:office" xmlns:r="http://schemas.openxmlformats.org/officeDocument/2006/relationships" xmlns:v="urn:schemas-microsoft-com:vml" xmlns:w10="urn:schemas-microsoft-com:office:word" xmlns:w14="http://schemas.microsoft.com/office/word/2010/wordml" xmlns:w="http://schemas.openxmlformats.org/wordprocessingml/2006/main" xmlns:wne="http://schemas.microsoft.com/office/word/2006/wordml" xmlns:wp14="http://schemas.microsoft.com/office/word/2010/wordprocessingDrawing" xmlns:wp="http://schemas.openxmlformats.org/drawingml/2006/wordprocessingDrawing" xmlns:wpc="http://schemas.microsoft.com/office/word/2010/wordprocessingCanvas" xmlns:wpg="http://schemas.microsoft.com/office/word/2010/wordprocessingGroup" xmlns:wpi="http://schemas.microsoft.com/office/word/2010/wordprocessingInk" xmlns:wps="http://schemas.microsoft.com/office/word/2010/wordprocessingShape" mc:Ignorable="w14 wp14">
   <w:p>
     <w:pPr>
-      <w:pStyle w:val="Footer"/>
-      <w:spacing w:before="0"/>
-      <w:jc w:val="right"/>
+      <w:spacing w:before="60"/>
+      <w:jc w:val="center"/>
     </w:pPr>
     <w:r>
       <w:rPr>
         <w:rFonts w:ascii="Arial" w:hAnsi="Arial"/>
-        <w:color w:val="586069"/>
-        <w:sz w:val="16"/>
+        <w:color w:val="6B7378"/>
+        <w:sz w:val="12"/>
+      </w:rPr>
+      <w:t>Sitz Würzburg | HRB 10482 | Stammkapital 1000000 EUR</w:t>
+    </w:r>
+  </w:p>
+  <w:p>
+    <w:pPr>
+      <w:spacing w:after="0"/>
+      <w:jc w:val="center"/>
+    </w:pPr>
+    <w:r>
+      <w:rPr>
+        <w:color w:val="6B7378"/>
+        <w:sz w:val="14"/>
       </w:rPr>
       <w:t xml:space="preserve">Seite </w:t>
     </w:r>
     <w:r>
       <w:rPr>
-        <w:rFonts w:ascii="Arial" w:hAnsi="Arial"/>
-        <w:color w:val="586069"/>
-        <w:sz w:val="16"/>
+        <w:color w:val="6B7378"/>
+        <w:sz w:val="14"/>
       </w:rPr>
       <w:fldChar w:fldCharType="begin"/>
       <w:instrText xml:space="preserve"> PAGE </w:instrText>
@@ -616,19 +723,87 @@
 <w:hdr xmlns:m="http://schemas.openxmlformats.org/officeDocument/2006/math" xmlns:mc="http://schemas.openxmlformats.org/markup-compatibility/2006" xmlns:mo="http://schemas.microsoft.com/office/mac/office/2008/main" xmlns:mv="urn:schemas-microsoft-com:mac:vml" xmlns:o="urn:schemas-microsoft-com:office:office" xmlns:r="http://schemas.openxmlformats.org/officeDocument/2006/relationships" xmlns:v="urn:schemas-microsoft-com:vml" xmlns:w10="urn:schemas-microsoft-com:office:word" xmlns:w14="http://schemas.microsoft.com/office/word/2010/wordml" xmlns:w="http://schemas.openxmlformats.org/wordprocessingml/2006/main" xmlns:wne="http://schemas.microsoft.com/office/word/2006/wordml" xmlns:wp14="http://schemas.microsoft.com/office/word/2010/wordprocessingDrawing" xmlns:wp="http://schemas.openxmlformats.org/drawingml/2006/wordprocessingDrawing" xmlns:wpc="http://schemas.microsoft.com/office/word/2010/wordprocessingCanvas" xmlns:wpg="http://schemas.microsoft.com/office/word/2010/wordprocessingGroup" xmlns:wpi="http://schemas.microsoft.com/office/word/2010/wordprocessingInk" xmlns:wps="http://schemas.microsoft.com/office/word/2010/wordprocessingShape" mc:Ignorable="w14 wp14">
   <w:p>
     <w:pPr>
-      <w:pStyle w:val="Header"/>
-      <w:spacing w:after="0"/>
-      <w:jc w:val="right"/>
-    </w:pPr>
-    <w:r>
-      <w:rPr>
-        <w:rFonts w:ascii="Arial" w:hAnsi="Arial"/>
-        <w:color w:val="586069"/>
-        <w:sz w:val="16"/>
-      </w:rPr>
-      <w:t>Baumann Präzision GmbH  |  Satzung Stand 10.01.2024</w:t>
-    </w:r>
+      <w:pBdr>
+        <w:bottom w:val="single" w:sz="10" w:space="4" w:color="2F6684"/>
+      </w:pBdr>
+    </w:pPr>
   </w:p>
+  <w:tbl>
+    <w:tblPr>
+      <w:tblW w:type="auto" w:w="0"/>
+      <w:jc w:val="center"/>
+      <w:tblLook w:firstColumn="1" w:firstRow="1" w:lastColumn="0" w:lastRow="0" w:noHBand="0" w:noVBand="1" w:val="04A0"/>
+    </w:tblPr>
+    <w:tblGrid>
+      <w:gridCol w:w="6066"/>
+      <w:gridCol w:w="3345"/>
+    </w:tblGrid>
+    <w:tr>
+      <w:tc>
+        <w:tcPr>
+          <w:tcW w:type="dxa" w:w="4706"/>
+        </w:tcPr>
+        <w:p>
+          <w:pPr>
+            <w:spacing w:after="20"/>
+          </w:pPr>
+          <w:r>
+            <w:rPr>
+              <w:rFonts w:ascii="Arial" w:hAnsi="Arial"/>
+              <w:b/>
+              <w:color w:val="17324D"/>
+              <w:sz w:val="21"/>
+            </w:rPr>
+            <w:t>Baumann Präzision GmbH</w:t>
+          </w:r>
+        </w:p>
+        <w:p>
+          <w:pPr>
+            <w:spacing w:after="0"/>
+          </w:pPr>
+          <w:r>
+            <w:rPr>
+              <w:color w:val="6B7378"/>
+              <w:sz w:val="15"/>
+            </w:rPr>
+            <w:t>Sitz Würzburg | HRB 10482 | Stammkapital 1000000 EUR</w:t>
+          </w:r>
+        </w:p>
+      </w:tc>
+      <w:tc>
+        <w:tcPr>
+          <w:tcW w:type="dxa" w:w="4706"/>
+        </w:tcPr>
+        <w:p>
+          <w:pPr>
+            <w:spacing w:after="20"/>
+            <w:jc w:val="right"/>
+          </w:pPr>
+          <w:r>
+            <w:rPr>
+              <w:b/>
+              <w:color w:val="17324D"/>
+              <w:sz w:val="18"/>
+            </w:rPr>
+            <w:t>Nachlass Baumann</w:t>
+          </w:r>
+        </w:p>
+        <w:p>
+          <w:pPr>
+            <w:spacing w:after="0"/>
+            <w:jc w:val="right"/>
+          </w:pPr>
+          <w:r>
+            <w:rPr>
+              <w:color w:val="6B7378"/>
+              <w:sz w:val="15"/>
+            </w:rPr>
+            <w:t>Aktenzeichen SP/26-309 MB</w:t>
+          </w:r>
+        </w:p>
+      </w:tc>
+    </w:tr>
+  </w:tbl>
 </w:hdr>
 </file>
 
@@ -997,10 +1172,10 @@
     <w:rsid w:val="00FC693F"/>
     <w:pPr>
       <w:widowControl/>
-      <w:spacing w:before="0" w:after="120" w:line="276" w:lineRule="auto"/>
+      <w:spacing w:before="0" w:after="100" w:line="269" w:lineRule="auto"/>
     </w:pPr>
     <w:rPr>
-      <w:rFonts w:ascii="Arial" w:hAnsi="Arial"/>
+      <w:rFonts w:ascii="Arial" w:hAnsi="Arial" w:eastAsia="Arial"/>
       <w:sz w:val="21"/>
     </w:rPr>
   </w:style>
@@ -1059,15 +1234,15 @@
     <w:pPr>
       <w:keepNext/>
       <w:keepLines/>
-      <w:spacing w:before="240" w:after="120"/>
+      <w:spacing w:before="240" w:after="100"/>
       <w:outlineLvl w:val="0"/>
     </w:pPr>
     <w:rPr>
-      <w:rFonts w:asciiTheme="majorHAnsi" w:eastAsiaTheme="majorEastAsia" w:hAnsiTheme="majorHAnsi" w:cstheme="majorBidi" w:ascii="Arial" w:hAnsi="Arial"/>
+      <w:rFonts w:asciiTheme="majorHAnsi" w:eastAsiaTheme="majorEastAsia" w:hAnsiTheme="majorHAnsi" w:cstheme="majorBidi" w:ascii="Arial" w:hAnsi="Arial" w:eastAsia="Arial"/>
       <w:b/>
       <w:bCs/>
-      <w:color w:val="17365D"/>
-      <w:sz w:val="25"/>
+      <w:color w:val="17324D"/>
+      <w:sz w:val="26"/>
       <w:szCs w:val="28"/>
     </w:rPr>
   </w:style>
@@ -1083,14 +1258,14 @@
     <w:pPr>
       <w:keepNext/>
       <w:keepLines/>
-      <w:spacing w:before="200" w:after="100"/>
+      <w:spacing w:before="180" w:after="80"/>
       <w:outlineLvl w:val="1"/>
     </w:pPr>
     <w:rPr>
-      <w:rFonts w:asciiTheme="majorHAnsi" w:eastAsiaTheme="majorEastAsia" w:hAnsiTheme="majorHAnsi" w:cstheme="majorBidi" w:ascii="Arial" w:hAnsi="Arial"/>
+      <w:rFonts w:asciiTheme="majorHAnsi" w:eastAsiaTheme="majorEastAsia" w:hAnsiTheme="majorHAnsi" w:cstheme="majorBidi" w:ascii="Arial" w:hAnsi="Arial" w:eastAsia="Arial"/>
       <w:b/>
       <w:bCs/>
-      <w:color w:val="17365D"/>
+      <w:color w:val="2F6684"/>
       <w:sz w:val="23"/>
       <w:szCs w:val="26"/>
     </w:rPr>
@@ -1107,14 +1282,14 @@
     <w:pPr>
       <w:keepNext/>
       <w:keepLines/>
-      <w:spacing w:before="160" w:after="80"/>
+      <w:spacing w:before="140" w:after="60"/>
       <w:outlineLvl w:val="2"/>
     </w:pPr>
     <w:rPr>
-      <w:rFonts w:asciiTheme="majorHAnsi" w:eastAsiaTheme="majorEastAsia" w:hAnsiTheme="majorHAnsi" w:cstheme="majorBidi" w:ascii="Arial" w:hAnsi="Arial"/>
+      <w:rFonts w:asciiTheme="majorHAnsi" w:eastAsiaTheme="majorEastAsia" w:hAnsiTheme="majorHAnsi" w:cstheme="majorBidi" w:ascii="Arial" w:hAnsi="Arial" w:eastAsia="Arial"/>
       <w:b/>
       <w:bCs/>
-      <w:color w:val="17365D"/>
+      <w:color w:val="17324D"/>
       <w:sz w:val="21"/>
     </w:rPr>
   </w:style>
@@ -1346,19 +1521,20 @@
     <w:qFormat/>
     <w:rsid w:val="00FC693F"/>
     <w:pPr>
+      <w:keepNext/>
       <w:pBdr>
         <w:bottom w:val="single" w:sz="8" w:space="4" w:color="4F81BD" w:themeColor="accent1"/>
       </w:pBdr>
-      <w:spacing w:after="200" w:line="240" w:lineRule="auto" w:before="160"/>
+      <w:spacing w:after="200" w:line="240" w:lineRule="auto" w:before="0"/>
       <w:contextualSpacing/>
     </w:pPr>
     <w:rPr>
-      <w:rFonts w:asciiTheme="majorHAnsi" w:eastAsiaTheme="majorEastAsia" w:hAnsiTheme="majorHAnsi" w:cstheme="majorBidi" w:ascii="Arial" w:hAnsi="Arial"/>
+      <w:rFonts w:asciiTheme="majorHAnsi" w:eastAsiaTheme="majorEastAsia" w:hAnsiTheme="majorHAnsi" w:cstheme="majorBidi" w:ascii="Arial" w:hAnsi="Arial" w:eastAsia="Arial"/>
       <w:b/>
-      <w:color w:val="17365D"/>
+      <w:color w:val="17324D"/>
       <w:spacing w:val="5"/>
       <w:kern w:val="28"/>
-      <w:sz w:val="30"/>
+      <w:sz w:val="34"/>
       <w:szCs w:val="52"/>
     </w:rPr>
   </w:style>
